--- a/docs/Next_Owner_Market_Thrift_Shopper_Growth_Plan.docx
+++ b/docs/Next_Owner_Market_Thrift_Shopper_Growth_Plan.docx
@@ -57,7 +57,7 @@
         <w:t xml:space="preserve"> </w:t>
       </w:r>
       <w:r>
-        <w:t xml:space="preserve">What’s</w:t>
+        <w:t xml:space="preserve">What's</w:t>
       </w:r>
       <w:r>
         <w:t xml:space="preserve"> </w:t>
@@ -258,7 +258,7 @@
         <w:t xml:space="preserve"> </w:t>
       </w:r>
       <w:r>
-        <w:t xml:space="preserve">Today a shopper has to make an account before their first answer. A person standing in a Goodwill aisle won’t do that, so the first fix is letting them try once free.</w:t>
+        <w:t xml:space="preserve">Today a shopper has to make an account before their first answer. A person standing in a Goodwill aisle won't do that, so the first fix is letting them try once free.</w:t>
       </w:r>
     </w:p>
     <w:bookmarkEnd w:id="20"/>
@@ -290,37 +290,7 @@
         <w:t xml:space="preserve"> </w:t>
       </w:r>
       <w:r>
-        <w:t xml:space="preserve">This works the same way the</w:t>
-      </w:r>
-      <w:r>
-        <w:t xml:space="preserve"> </w:t>
-      </w:r>
-      <w:r>
-        <w:t xml:space="preserve">“</w:t>
-      </w:r>
-      <w:r>
-        <w:t xml:space="preserve">Try it free</w:t>
-      </w:r>
-      <w:r>
-        <w:t xml:space="preserve">”</w:t>
-      </w:r>
-      <w:r>
-        <w:t xml:space="preserve"> </w:t>
-      </w:r>
-      <w:r>
-        <w:t xml:space="preserve">listing writer already does. Show the answer first, then:</w:t>
-      </w:r>
-      <w:r>
-        <w:t xml:space="preserve"> </w:t>
-      </w:r>
-      <w:r>
-        <w:t xml:space="preserve">“</w:t>
-      </w:r>
-      <w:r>
-        <w:t xml:space="preserve">Save this and get 3 more free: make a free account.</w:t>
-      </w:r>
-      <w:r>
-        <w:t xml:space="preserve">”</w:t>
+        <w:t xml:space="preserve">This works the same way the "Try it free" listing writer already does. Show the answer first, then: "Save this and get 3 more free: make a free account."</w:t>
       </w:r>
       <w:r>
         <w:t xml:space="preserve"> </w:t>
@@ -352,22 +322,7 @@
         <w:t xml:space="preserve"> </w:t>
       </w:r>
       <w:r>
-        <w:t xml:space="preserve">For example:</w:t>
-      </w:r>
-      <w:r>
-        <w:t xml:space="preserve"> </w:t>
-      </w:r>
-      <w:r>
-        <w:t xml:space="preserve">“</w:t>
-      </w:r>
-      <w:r>
-        <w:t xml:space="preserve">Paid $4 → sells for about $45 → $31 profit after eBay fees · nextownermarket.com/buy-or-pass</w:t>
-      </w:r>
-      <w:r>
-        <w:t xml:space="preserve">”</w:t>
-      </w:r>
-      <w:r>
-        <w:t xml:space="preserve">. It has a share button and the person’s own referral link, so they earn free scans.</w:t>
+        <w:t xml:space="preserve">For example: "Paid $4 → sells for about $45 → $31 profit after eBay fees · nextownermarket.com/buy-or-pass". It has a share button and the person's own referral link, so they earn free scans.</w:t>
       </w:r>
       <w:r>
         <w:t xml:space="preserve"> </w:t>
@@ -393,35 +348,7 @@
           <w:bCs/>
           <w:b/>
         </w:rPr>
-        <w:t xml:space="preserve">“</w:t>
-      </w:r>
-      <w:r>
-        <w:rPr>
-          <w:bCs/>
-          <w:b/>
-        </w:rPr>
-        <w:t xml:space="preserve">Add to your home screen</w:t>
-      </w:r>
-      <w:r>
-        <w:rPr>
-          <w:bCs/>
-          <w:b/>
-        </w:rPr>
-        <w:t xml:space="preserve">”</w:t>
-      </w:r>
-      <w:r>
-        <w:rPr>
-          <w:bCs/>
-          <w:b/>
-        </w:rPr>
-        <w:t xml:space="preserve"> </w:t>
-      </w:r>
-      <w:r>
-        <w:rPr>
-          <w:bCs/>
-          <w:b/>
-        </w:rPr>
-        <w:t xml:space="preserve">after the first answer.</w:t>
+        <w:t xml:space="preserve">"Add to your home screen" after the first answer.</w:t>
       </w:r>
       <w:r>
         <w:t xml:space="preserve"> </w:t>
@@ -449,43 +376,7 @@
         <w:t xml:space="preserve"> </w:t>
       </w:r>
       <w:r>
-        <w:t xml:space="preserve">(/thrift):</w:t>
-      </w:r>
-      <w:r>
-        <w:t xml:space="preserve"> </w:t>
-      </w:r>
-      <w:r>
-        <w:t xml:space="preserve">“</w:t>
-      </w:r>
-      <w:r>
-        <w:t xml:space="preserve">Shopping at Goodwill? Check it before you buy,</w:t>
-      </w:r>
-      <w:r>
-        <w:t xml:space="preserve">”</w:t>
-      </w:r>
-      <w:r>
-        <w:t xml:space="preserve"> </w:t>
-      </w:r>
-      <w:r>
-        <w:t xml:space="preserve">with the camera button front and center. It includes</w:t>
-      </w:r>
-      <w:r>
-        <w:t xml:space="preserve"> </w:t>
-      </w:r>
-      <w:r>
-        <w:t xml:space="preserve">“</w:t>
-      </w:r>
-      <w:r>
-        <w:t xml:space="preserve">Not affiliated with Goodwill</w:t>
-      </w:r>
-      <w:r>
-        <w:t xml:space="preserve">”</w:t>
-      </w:r>
-      <w:r>
-        <w:t xml:space="preserve"> </w:t>
-      </w:r>
-      <w:r>
-        <w:t xml:space="preserve">and never uses their logo or colors.</w:t>
+        <w:t xml:space="preserve">(/thrift): "Shopping at Goodwill? Check it before you buy," with the camera button front and center. It includes "Not affiliated with Goodwill" and never uses their logo or colors.</w:t>
       </w:r>
     </w:p>
     <w:p>
@@ -507,19 +398,7 @@
         <w:t xml:space="preserve"> </w:t>
       </w:r>
       <w:r>
-        <w:t xml:space="preserve">“</w:t>
-      </w:r>
-      <w:r>
-        <w:t xml:space="preserve">New color-tag sale this week. Scan before you buy.</w:t>
-      </w:r>
-      <w:r>
-        <w:t xml:space="preserve">”</w:t>
-      </w:r>
-      <w:r>
-        <w:t xml:space="preserve"> </w:t>
-      </w:r>
-      <w:r>
-        <w:t xml:space="preserve">Many Goodwills change the 50%-off color every Monday. Saturdays are the busiest day.</w:t>
+        <w:t xml:space="preserve">"New color-tag sale this week. Scan before you buy." Many Goodwills change the 50%-off color every Monday. Saturdays are the busiest day.</w:t>
       </w:r>
     </w:p>
     <w:p>
@@ -543,7 +422,7 @@
     <w:tbl>
       <w:tblPr>
         <w:tblStyle w:val="Table"/>
-        <w:tblW w:type="pct" w:w="5000"/>
+        <w:tblW w:type="auto" w:w="0"/>
         <w:tblLook w:firstRow="1" w:lastRow="0" w:firstColumn="0" w:lastColumn="0" w:noHBand="0" w:noVBand="0" w:val="0020"/>
         <w:jc w:val="start"/>
       </w:tblPr>
@@ -639,25 +518,7 @@
               <w:jc w:val="left"/>
             </w:pPr>
             <w:r>
-              <w:t xml:space="preserve">You film one 30-second</w:t>
-            </w:r>
-            <w:r>
-              <w:t xml:space="preserve"> </w:t>
-            </w:r>
-            <w:r>
-              <w:t xml:space="preserve">“</w:t>
-            </w:r>
-            <w:r>
-              <w:t xml:space="preserve">Buy or pass?</w:t>
-            </w:r>
-            <w:r>
-              <w:t xml:space="preserve">”</w:t>
-            </w:r>
-            <w:r>
-              <w:t xml:space="preserve"> </w:t>
-            </w:r>
-            <w:r>
-              <w:t xml:space="preserve">video a day at Goodwill, holding up the tag and showing the answer. Ask the store manager first.</w:t>
+              <w:t xml:space="preserve">You film one 30-second "Buy or pass?" video a day at Goodwill, holding up the tag and showing the answer. Ask the store manager first.</w:t>
             </w:r>
           </w:p>
         </w:tc>
@@ -757,19 +618,7 @@
               <w:jc w:val="left"/>
             </w:pPr>
             <w:r>
-              <w:t xml:space="preserve">Answer value questions honestly from your own account. Mention the tool only when it truly fits, and say</w:t>
-            </w:r>
-            <w:r>
-              <w:t xml:space="preserve"> </w:t>
-            </w:r>
-            <w:r>
-              <w:t xml:space="preserve">“</w:t>
-            </w:r>
-            <w:r>
-              <w:t xml:space="preserve">I built this.</w:t>
-            </w:r>
-            <w:r>
-              <w:t xml:space="preserve">”</w:t>
+              <w:t xml:space="preserve">Answer value questions honestly from your own account. Mention the tool only when it truly fits, and say "I built this."</w:t>
             </w:r>
           </w:p>
         </w:tc>
@@ -819,25 +668,7 @@
               <w:jc w:val="left"/>
             </w:pPr>
             <w:r>
-              <w:t xml:space="preserve">One data post:</w:t>
-            </w:r>
-            <w:r>
-              <w:t xml:space="preserve"> </w:t>
-            </w:r>
-            <w:r>
-              <w:t xml:space="preserve">“</w:t>
-            </w:r>
-            <w:r>
-              <w:t xml:space="preserve">I ran 100 Goodwill items through fee math. Here’s what cleared $10.</w:t>
-            </w:r>
-            <w:r>
-              <w:t xml:space="preserve">”</w:t>
-            </w:r>
-            <w:r>
-              <w:t xml:space="preserve"> </w:t>
-            </w:r>
-            <w:r>
-              <w:t xml:space="preserve">Plain ads get removed.</w:t>
+              <w:t xml:space="preserve">One data post: "I ran 100 Goodwill items through fee math. Here's what cleared $10." Plain ads get removed.</w:t>
             </w:r>
           </w:p>
         </w:tc>
@@ -887,25 +718,7 @@
               <w:jc w:val="left"/>
             </w:pPr>
             <w:r>
-              <w:t xml:space="preserve">Pitch Trash To Cash, Pure Hustle, Resellers Mindset, Pocket Change, Everything Reselling:</w:t>
-            </w:r>
-            <w:r>
-              <w:t xml:space="preserve"> </w:t>
-            </w:r>
-            <w:r>
-              <w:t xml:space="preserve">“</w:t>
-            </w:r>
-            <w:r>
-              <w:t xml:space="preserve">Goodwill shopper built a free buy-or-pass tool.</w:t>
-            </w:r>
-            <w:r>
-              <w:t xml:space="preserve">”</w:t>
-            </w:r>
-            <w:r>
-              <w:t xml:space="preserve"> </w:t>
-            </w:r>
-            <w:r>
-              <w:t xml:space="preserve">Claude drafts the pitches.</w:t>
+              <w:t xml:space="preserve">Pitch Trash To Cash, Pure Hustle, Resellers Mindset, Pocket Change, Everything Reselling: "Goodwill shopper built a free buy-or-pass tool." Claude drafts the pitches.</w:t>
             </w:r>
           </w:p>
         </w:tc>
@@ -955,25 +768,7 @@
               <w:jc w:val="left"/>
             </w:pPr>
             <w:r>
-              <w:t xml:space="preserve">10 pages like</w:t>
-            </w:r>
-            <w:r>
-              <w:t xml:space="preserve"> </w:t>
-            </w:r>
-            <w:r>
-              <w:t xml:space="preserve">“</w:t>
-            </w:r>
-            <w:r>
-              <w:t xml:space="preserve">What is my Pyrex worth?</w:t>
-            </w:r>
-            <w:r>
-              <w:t xml:space="preserve">”</w:t>
-            </w:r>
-            <w:r>
-              <w:t xml:space="preserve"> </w:t>
-            </w:r>
-            <w:r>
-              <w:t xml:space="preserve">with the photo tool built in</w:t>
+              <w:t xml:space="preserve">10 pages like "What is my Pyrex worth?" with the photo tool built in</w:t>
             </w:r>
           </w:p>
         </w:tc>
